--- a/REFACTOR.docx
+++ b/REFACTOR.docx
@@ -4,12 +4,24 @@
   <w:body>
     <w:p>
       <w:r>
-        <w:t>Cuadro de información histórica deshabilitado. No lo quiero ver en ningún lado.</w:t>
-      </w:r>
-    </w:p>
-    <w:p/>
-    <w:p>
-      <w:r>
+        <w:t xml:space="preserve">Cuadro de información </w:t>
+      </w:r>
+      <w:r>
+        <w:t xml:space="preserve">o nombres que fueron guardados antes lo quiero </w:t>
+      </w:r>
+      <w:r>
+        <w:t>deshabilitado. No lo quiero ver en ningún lado</w:t>
+      </w:r>
+      <w:r>
+        <w:t>.</w:t>
+      </w:r>
+    </w:p>
+    <w:p/>
+    <w:p>
+      <w:r>
+        <w:rPr>
+          <w:noProof/>
+        </w:rPr>
         <w:drawing>
           <wp:inline distT="0" distB="0" distL="0" distR="0" wp14:anchorId="3C731EDD" wp14:editId="2773CACB">
             <wp:extent cx="4086795" cy="3096057"/>
@@ -60,6 +72,9 @@
     </w:p>
     <w:p>
       <w:r>
+        <w:rPr>
+          <w:noProof/>
+        </w:rPr>
         <w:drawing>
           <wp:inline distT="0" distB="0" distL="0" distR="0" wp14:anchorId="165073D1" wp14:editId="2777D099">
             <wp:extent cx="4963218" cy="2229161"/>
@@ -104,15 +119,7 @@
         </w:rPr>
       </w:pPr>
       <w:r>
-        <w:t xml:space="preserve">Quiero que sea como el resto de </w:t>
-      </w:r>
-      <w:proofErr w:type="gramStart"/>
-      <w:r>
-        <w:t>editores</w:t>
-      </w:r>
-      <w:proofErr w:type="gramEnd"/>
-      <w:r>
-        <w:t xml:space="preserve">, donde se muestra un </w:t>
+        <w:t xml:space="preserve">Quiero que sea como el resto de editores, donde se muestra un </w:t>
       </w:r>
       <w:proofErr w:type="spellStart"/>
       <w:r>
@@ -153,6 +160,9 @@
     </w:p>
     <w:p>
       <w:r>
+        <w:rPr>
+          <w:noProof/>
+        </w:rPr>
         <w:drawing>
           <wp:inline distT="0" distB="0" distL="0" distR="0" wp14:anchorId="335CE39A" wp14:editId="0D945966">
             <wp:extent cx="2229161" cy="438211"/>
@@ -192,6 +202,9 @@
     </w:p>
     <w:p>
       <w:r>
+        <w:rPr>
+          <w:noProof/>
+        </w:rPr>
         <w:drawing>
           <wp:inline distT="0" distB="0" distL="0" distR="0" wp14:anchorId="1744884F" wp14:editId="3B2DF0D4">
             <wp:extent cx="2152950" cy="352474"/>
@@ -248,6 +261,9 @@
     </w:p>
     <w:p>
       <w:r>
+        <w:rPr>
+          <w:noProof/>
+        </w:rPr>
         <w:drawing>
           <wp:inline distT="0" distB="0" distL="0" distR="0" wp14:anchorId="12F55658" wp14:editId="68FE1B4C">
             <wp:extent cx="3372321" cy="2067213"/>
@@ -293,6 +309,9 @@
         <w:br/>
       </w:r>
       <w:r>
+        <w:rPr>
+          <w:noProof/>
+        </w:rPr>
         <w:drawing>
           <wp:inline distT="0" distB="0" distL="0" distR="0" wp14:anchorId="15091901" wp14:editId="4252078A">
             <wp:extent cx="5612130" cy="2068195"/>
@@ -332,7 +351,10 @@
     </w:p>
     <w:p>
       <w:r>
-        <w:t xml:space="preserve">Los días 17 y 18 son el evento, pero se muestran con el nombre del archivo, quiero que sea </w:t>
+        <w:t>Los días 17 y 18 son el evento, pero se muestran con el nombre del archivo, quiero que sea</w:t>
+      </w:r>
+      <w:r>
+        <w:t>:</w:t>
       </w:r>
     </w:p>
     <w:p>
@@ -445,7 +467,31 @@
       </w:r>
       <w:r>
         <w:lastRenderedPageBreak/>
-        <w:t xml:space="preserve">Este panel no sé de donde salió. No lo quiero. Es confuso y entorpece todo. Está feísimo. Hay que quitarlo. </w:t>
+        <w:t xml:space="preserve">Este panel </w:t>
+      </w:r>
+      <w:r>
+        <w:t>de referencias dentro del menú de herramientas</w:t>
+      </w:r>
+      <w:r>
+        <w:t xml:space="preserve"> de manuscrito</w:t>
+      </w:r>
+      <w:r>
+        <w:t xml:space="preserve"> </w:t>
+      </w:r>
+      <w:r>
+        <w:t xml:space="preserve">no sé de </w:t>
+      </w:r>
+      <w:r>
+        <w:t>dónde</w:t>
+      </w:r>
+      <w:r>
+        <w:t xml:space="preserve"> salió</w:t>
+      </w:r>
+      <w:r>
+        <w:t>, fue una alucinación de la IA y</w:t>
+      </w:r>
+      <w:r>
+        <w:t xml:space="preserve"> No lo quiero. Es confuso y entorpece todo. Está feísimo. Hay que quitarlo. </w:t>
       </w:r>
     </w:p>
     <w:p>
@@ -456,6 +502,7 @@
       </w:pPr>
       <w:r>
         <w:rPr>
+          <w:noProof/>
           <w:u w:val="single"/>
         </w:rPr>
         <w:drawing>
@@ -518,6 +565,7 @@
       </w:pPr>
       <w:r>
         <w:rPr>
+          <w:noProof/>
           <w:u w:val="single"/>
         </w:rPr>
         <w:drawing>
@@ -572,7 +620,34 @@
     </w:p>
     <w:p>
       <w:r>
-        <w:rPr>
+        <w:lastRenderedPageBreak/>
+        <w:t xml:space="preserve">NOTA: eliminar algo no rompe el sistema; </w:t>
+      </w:r>
+    </w:p>
+    <w:p>
+      <w:r>
+        <w:t xml:space="preserve">Escenario: Si tengo un calendario X, y en el manuscrito tengo una marca de tiempo, naturalmente estará sujeta a ese calendario. </w:t>
+      </w:r>
+    </w:p>
+    <w:p>
+      <w:r>
+        <w:t xml:space="preserve">Pero si elimino el calendario actual y creo uno nuevo, no debe romperse el sistema, sino que todas las etiquetas que estaban en el calendario anterior se marcan en rojo, indicando que deben ser </w:t>
+      </w:r>
+      <w:r>
+        <w:t>actualizadas</w:t>
+      </w:r>
+      <w:r>
+        <w:rPr>
+          <w:u w:val="single"/>
+        </w:rPr>
+        <w:br w:type="page"/>
+      </w:r>
+    </w:p>
+    <w:p>
+      <w:r>
+        <w:rPr>
+          <w:b/>
+          <w:bCs/>
           <w:noProof/>
         </w:rPr>
         <w:lastRenderedPageBreak/>
@@ -618,9 +693,19 @@
         </mc:AlternateContent>
       </w:r>
       <w:r>
-        <w:t xml:space="preserve">Esto </w:t>
-      </w:r>
-      <w:r>
+        <w:rPr>
+          <w:b/>
+          <w:bCs/>
+        </w:rPr>
+        <w:t>Esto</w:t>
+      </w:r>
+      <w:r>
+        <w:t xml:space="preserve"> </w:t>
+      </w:r>
+      <w:r>
+        <w:rPr>
+          <w:noProof/>
+        </w:rPr>
         <w:drawing>
           <wp:inline distT="0" distB="0" distL="0" distR="0" wp14:anchorId="180DAAF5" wp14:editId="18B0715F">
             <wp:extent cx="5612130" cy="2176780"/>
@@ -663,15 +748,7 @@
         <w:t>No me gu</w:t>
       </w:r>
       <w:r>
-        <w:t>sta el diseño. Quiero que la etiqueta del evento se vea igual a la de tiempo. además, que la de tiempo tenga este formato: AAAA-MM-DD / HH:</w:t>
-      </w:r>
-      <w:proofErr w:type="gramStart"/>
-      <w:r>
-        <w:t>00  (</w:t>
-      </w:r>
-      <w:proofErr w:type="gramEnd"/>
-      <w:r>
-        <w:t xml:space="preserve">que la hora se muestre solo si está habilitada en el proyecto. </w:t>
+        <w:t xml:space="preserve">sta el diseño. Quiero que la etiqueta del evento se vea igual a la de tiempo. además, que la de tiempo tenga este formato: AAAA-MM-DD / HH:00  (que la hora se muestre solo si está habilitada en el proyecto. </w:t>
       </w:r>
       <w:r>
         <w:br/>
@@ -1194,10 +1271,7 @@
       </w:r>
       <w:proofErr w:type="spellStart"/>
       <w:r>
-        <w:t>blablabla</w:t>
-      </w:r>
-      <w:r>
-        <w:t>blablablablablabl</w:t>
+        <w:t>blablablablablablablablabl</w:t>
       </w:r>
       <w:proofErr w:type="spellEnd"/>
       <w:r>
@@ -1205,13 +1279,7 @@
       </w:r>
       <w:proofErr w:type="spellStart"/>
       <w:r>
-        <w:t>blablabla</w:t>
-      </w:r>
-      <w:r>
-        <w:t>bl</w:t>
-      </w:r>
-      <w:r>
-        <w:t>blablabla</w:t>
+        <w:t>blablablablblablabla</w:t>
       </w:r>
       <w:proofErr w:type="spellEnd"/>
     </w:p>
@@ -1252,11 +1320,982 @@
           <w:u w:val="single"/>
         </w:rPr>
       </w:pPr>
-    </w:p>
-    <w:p>
-      <w:r>
+      <w:r>
+        <w:rPr>
+          <w:u w:val="single"/>
+        </w:rPr>
+        <w:br w:type="page"/>
+      </w:r>
+    </w:p>
+    <w:p>
+      <w:pPr>
+        <w:rPr>
+          <w:u w:val="single"/>
+        </w:rPr>
+      </w:pPr>
+      <w:r>
+        <w:rPr>
+          <w:b/>
+          <w:bCs/>
+        </w:rPr>
+        <w:lastRenderedPageBreak/>
+        <w:t>escritura</w:t>
+      </w:r>
+      <w:r>
+        <w:rPr>
+          <w:noProof/>
+          <w:u w:val="single"/>
+        </w:rPr>
+        <w:drawing>
+          <wp:inline distT="0" distB="0" distL="0" distR="0" wp14:anchorId="76D41394" wp14:editId="41071FBE">
+            <wp:extent cx="5612130" cy="4902200"/>
+            <wp:effectExtent l="0" t="0" r="7620" b="0"/>
+            <wp:docPr id="1260015637" name="Imagen 1"/>
+            <wp:cNvGraphicFramePr>
+              <a:graphicFrameLocks xmlns:a="http://schemas.openxmlformats.org/drawingml/2006/main" noChangeAspect="1"/>
+            </wp:cNvGraphicFramePr>
+            <a:graphic xmlns:a="http://schemas.openxmlformats.org/drawingml/2006/main">
+              <a:graphicData uri="http://schemas.openxmlformats.org/drawingml/2006/picture">
+                <pic:pic xmlns:pic="http://schemas.openxmlformats.org/drawingml/2006/picture">
+                  <pic:nvPicPr>
+                    <pic:cNvPr id="1260015637" name=""/>
+                    <pic:cNvPicPr/>
+                  </pic:nvPicPr>
+                  <pic:blipFill>
+                    <a:blip r:embed="rId37"/>
+                    <a:stretch>
+                      <a:fillRect/>
+                    </a:stretch>
+                  </pic:blipFill>
+                  <pic:spPr>
+                    <a:xfrm>
+                      <a:off x="0" y="0"/>
+                      <a:ext cx="5612130" cy="4902200"/>
+                    </a:xfrm>
+                    <a:prstGeom prst="rect">
+                      <a:avLst/>
+                    </a:prstGeom>
+                  </pic:spPr>
+                </pic:pic>
+              </a:graphicData>
+            </a:graphic>
+          </wp:inline>
+        </w:drawing>
+      </w:r>
+    </w:p>
+    <w:p>
+      <w:r>
+        <w:t>Actualmente: para pode</w:t>
+      </w:r>
+      <w:r>
+        <w:t>r</w:t>
+      </w:r>
+      <w:r>
+        <w:t xml:space="preserve"> escribir, tengo que poner el cursor cerca del texto para que se active la escritura. Si presiono mas abajo (el cuadro rojo) no pasa nada. </w:t>
+      </w:r>
+      <w:r>
+        <w:br/>
+      </w:r>
+      <w:r>
+        <w:br/>
+        <w:t xml:space="preserve">quiero que si presiono más abajo, que me permita escribir (desde la última línea, claramente. </w:t>
+      </w:r>
+      <w:r>
+        <w:br/>
+        <w:t>además, el guardado me borra espacios vacíos después. Si dejo esto</w:t>
+      </w:r>
+    </w:p>
+    <w:p>
+      <w:r>
+        <w:t xml:space="preserve">“texto </w:t>
+      </w:r>
+    </w:p>
+    <w:p/>
+    <w:p>
+      <w:r>
+        <w:t xml:space="preserve">“ </w:t>
+      </w:r>
+    </w:p>
+    <w:p>
+      <w:r>
+        <w:t xml:space="preserve">Guardar me borra los saltos de línea que dejé en blanco. </w:t>
+      </w:r>
+      <w:r>
+        <w:t xml:space="preserve">(o, si solo pongo saltos de línea, ni siquiera se habilita el guardado. Solo cuando hay texto) </w:t>
+      </w:r>
+    </w:p>
+    <w:p>
+      <w:pPr>
+        <w:rPr>
+          <w:b/>
+          <w:bCs/>
+        </w:rPr>
+      </w:pPr>
+      <w:r>
+        <w:rPr>
+          <w:b/>
+          <w:bCs/>
+        </w:rPr>
         <w:lastRenderedPageBreak/>
         <w:t xml:space="preserve"> </w:t>
+      </w:r>
+      <w:r>
+        <w:rPr>
+          <w:b/>
+          <w:bCs/>
+        </w:rPr>
+        <w:t xml:space="preserve">Mapa: </w:t>
+      </w:r>
+    </w:p>
+    <w:p>
+      <w:r>
+        <w:rPr>
+          <w:noProof/>
+        </w:rPr>
+        <w:drawing>
+          <wp:inline distT="0" distB="0" distL="0" distR="0" wp14:anchorId="48CE19AA" wp14:editId="284E31E1">
+            <wp:extent cx="5612130" cy="3156585"/>
+            <wp:effectExtent l="0" t="0" r="7620" b="5715"/>
+            <wp:docPr id="1793327043" name="Imagen 1"/>
+            <wp:cNvGraphicFramePr>
+              <a:graphicFrameLocks xmlns:a="http://schemas.openxmlformats.org/drawingml/2006/main" noChangeAspect="1"/>
+            </wp:cNvGraphicFramePr>
+            <a:graphic xmlns:a="http://schemas.openxmlformats.org/drawingml/2006/main">
+              <a:graphicData uri="http://schemas.openxmlformats.org/drawingml/2006/picture">
+                <pic:pic xmlns:pic="http://schemas.openxmlformats.org/drawingml/2006/picture">
+                  <pic:nvPicPr>
+                    <pic:cNvPr id="1793327043" name=""/>
+                    <pic:cNvPicPr/>
+                  </pic:nvPicPr>
+                  <pic:blipFill>
+                    <a:blip r:embed="rId38"/>
+                    <a:stretch>
+                      <a:fillRect/>
+                    </a:stretch>
+                  </pic:blipFill>
+                  <pic:spPr>
+                    <a:xfrm>
+                      <a:off x="0" y="0"/>
+                      <a:ext cx="5612130" cy="3156585"/>
+                    </a:xfrm>
+                    <a:prstGeom prst="rect">
+                      <a:avLst/>
+                    </a:prstGeom>
+                  </pic:spPr>
+                </pic:pic>
+              </a:graphicData>
+            </a:graphic>
+          </wp:inline>
+        </w:drawing>
+      </w:r>
+    </w:p>
+    <w:p>
+      <w:r>
+        <w:rPr>
+          <w:noProof/>
+        </w:rPr>
+        <w:drawing>
+          <wp:inline distT="0" distB="0" distL="0" distR="0" wp14:anchorId="6B92AA22" wp14:editId="24815EC1">
+            <wp:extent cx="5612130" cy="3156585"/>
+            <wp:effectExtent l="0" t="0" r="7620" b="5715"/>
+            <wp:docPr id="100458779" name="Imagen 1"/>
+            <wp:cNvGraphicFramePr>
+              <a:graphicFrameLocks xmlns:a="http://schemas.openxmlformats.org/drawingml/2006/main" noChangeAspect="1"/>
+            </wp:cNvGraphicFramePr>
+            <a:graphic xmlns:a="http://schemas.openxmlformats.org/drawingml/2006/main">
+              <a:graphicData uri="http://schemas.openxmlformats.org/drawingml/2006/picture">
+                <pic:pic xmlns:pic="http://schemas.openxmlformats.org/drawingml/2006/picture">
+                  <pic:nvPicPr>
+                    <pic:cNvPr id="100458779" name=""/>
+                    <pic:cNvPicPr/>
+                  </pic:nvPicPr>
+                  <pic:blipFill>
+                    <a:blip r:embed="rId39"/>
+                    <a:stretch>
+                      <a:fillRect/>
+                    </a:stretch>
+                  </pic:blipFill>
+                  <pic:spPr>
+                    <a:xfrm>
+                      <a:off x="0" y="0"/>
+                      <a:ext cx="5612130" cy="3156585"/>
+                    </a:xfrm>
+                    <a:prstGeom prst="rect">
+                      <a:avLst/>
+                    </a:prstGeom>
+                  </pic:spPr>
+                </pic:pic>
+              </a:graphicData>
+            </a:graphic>
+          </wp:inline>
+        </w:drawing>
+      </w:r>
+    </w:p>
+    <w:p>
+      <w:r>
+        <w:t>Deshacer todo esto, ya que no funciona</w:t>
+      </w:r>
+    </w:p>
+    <w:p>
+      <w:r>
+        <w:t xml:space="preserve">El </w:t>
+      </w:r>
+      <w:proofErr w:type="spellStart"/>
+      <w:r>
+        <w:t>refactor</w:t>
+      </w:r>
+      <w:proofErr w:type="spellEnd"/>
+      <w:r>
+        <w:t xml:space="preserve"> será así </w:t>
+      </w:r>
+    </w:p>
+    <w:p/>
+    <w:p/>
+    <w:p>
+      <w:r>
+        <w:lastRenderedPageBreak/>
+        <w:t>En primer lugar, crear el mapa:</w:t>
+      </w:r>
+    </w:p>
+    <w:p>
+      <w:r>
+        <w:rPr>
+          <w:noProof/>
+        </w:rPr>
+        <w:drawing>
+          <wp:inline distT="0" distB="0" distL="0" distR="0" wp14:anchorId="5D251686" wp14:editId="72DDF176">
+            <wp:extent cx="4401164" cy="3743847"/>
+            <wp:effectExtent l="0" t="0" r="0" b="9525"/>
+            <wp:docPr id="1309011974" name="Imagen 1"/>
+            <wp:cNvGraphicFramePr>
+              <a:graphicFrameLocks xmlns:a="http://schemas.openxmlformats.org/drawingml/2006/main" noChangeAspect="1"/>
+            </wp:cNvGraphicFramePr>
+            <a:graphic xmlns:a="http://schemas.openxmlformats.org/drawingml/2006/main">
+              <a:graphicData uri="http://schemas.openxmlformats.org/drawingml/2006/picture">
+                <pic:pic xmlns:pic="http://schemas.openxmlformats.org/drawingml/2006/picture">
+                  <pic:nvPicPr>
+                    <pic:cNvPr id="1309011974" name=""/>
+                    <pic:cNvPicPr/>
+                  </pic:nvPicPr>
+                  <pic:blipFill>
+                    <a:blip r:embed="rId40"/>
+                    <a:stretch>
+                      <a:fillRect/>
+                    </a:stretch>
+                  </pic:blipFill>
+                  <pic:spPr>
+                    <a:xfrm>
+                      <a:off x="0" y="0"/>
+                      <a:ext cx="4401164" cy="3743847"/>
+                    </a:xfrm>
+                    <a:prstGeom prst="rect">
+                      <a:avLst/>
+                    </a:prstGeom>
+                  </pic:spPr>
+                </pic:pic>
+              </a:graphicData>
+            </a:graphic>
+          </wp:inline>
+        </w:drawing>
+      </w:r>
+    </w:p>
+    <w:p>
+      <w:r>
+        <w:t xml:space="preserve">Actualmente es demasiado limitado. el lienzo debe permitir relación de aspecto (opcional) y tamaño libre (autoajustado si se selecciona una relación de aspecto) </w:t>
+      </w:r>
+    </w:p>
+    <w:p>
+      <w:r>
+        <w:t xml:space="preserve">Una vez creado, debo poder agrandar el lienzo (sin estirar la imagen, solo añadiendo más espacio para dibujar) o recortarlo. </w:t>
+      </w:r>
+    </w:p>
+    <w:p>
+      <w:r>
+        <w:t xml:space="preserve">El mapa tiene que ser algo más complejo y organizado en varios sistemas de capas: </w:t>
+      </w:r>
+    </w:p>
+    <w:p>
+      <w:r>
+        <w:t>El primer sistema de capas es el común, donde cada dibujo tiene sus propias capas para dibujar detalles en una capa independiente.</w:t>
+      </w:r>
+    </w:p>
+    <w:p>
+      <w:r>
+        <w:t xml:space="preserve">El segundo sistema de capas, será una superposición al dibujo principal. (obviamente, con sus propias capas) </w:t>
+      </w:r>
+      <w:r>
+        <w:br/>
+      </w:r>
+      <w:r>
+        <w:br/>
+        <w:t>cada uno tendrá en sus metadatos una etiqueta de tiempo</w:t>
+      </w:r>
+      <w:r>
+        <w:t xml:space="preserve">. Habrá diferentes categorías, comenzando por una principal o base, que será el lienzo inicial. </w:t>
+      </w:r>
+    </w:p>
+    <w:p>
+      <w:r>
+        <w:t>Mapa principal: será donde se dibuja todo el terreno principal. Está sujeto a tiempo global. Por defecto, debe tomar la primera marca de tiempo del manuscrito, pero se puede cambiar manualmente. (etiqueta “Desde”)</w:t>
+      </w:r>
+      <w:r>
+        <w:t xml:space="preserve"> que actúa como año 0 (solo para el mapa)</w:t>
+      </w:r>
+    </w:p>
+    <w:p>
+      <w:r>
+        <w:lastRenderedPageBreak/>
+        <w:t xml:space="preserve">Mapa secundario: serán superposiciones al mapa principal. Sujeto a una marca de tiempo diferente. Si la marca de tiempo está después de la etiqueta “Desde” del mapa principal. Se muestra el dibujo desde esa fecha en adelante. </w:t>
+      </w:r>
+    </w:p>
+    <w:p>
+      <w:r>
+        <w:t xml:space="preserve">En cambio, si la marca de tiempo está antes de la etiqueta “desde” del mapa principal, se muestra desde esa fecha hacia atrás. </w:t>
+      </w:r>
+    </w:p>
+    <w:p>
+      <w:r>
+        <w:t xml:space="preserve">(por ejemplo, si en el mapa principal la etiqueta “desde” es el año 2000; en una zona del mapa hay una ciudad en ruinas. Si pongo un dibujo secundario en el año 2100 donde ya no están las ruinas sino un campo y vegetación, cuando tenga una marca en el 2105 se muestra el campo. Pero si pongo una imagen en el 1950 donde la ciudad aún existía, cuando vea una en el 1900 se muestra la imagen de la ciudad) </w:t>
+      </w:r>
+    </w:p>
+    <w:p/>
+    <w:p>
+      <w:r>
+        <w:rPr>
+          <w:noProof/>
+        </w:rPr>
+        <w:drawing>
+          <wp:anchor distT="0" distB="0" distL="114300" distR="114300" simplePos="0" relativeHeight="251675648" behindDoc="0" locked="0" layoutInCell="1" allowOverlap="1" wp14:anchorId="0AE5EC6E" wp14:editId="7CF2C350">
+            <wp:simplePos x="0" y="0"/>
+            <wp:positionH relativeFrom="margin">
+              <wp:align>right</wp:align>
+            </wp:positionH>
+            <wp:positionV relativeFrom="paragraph">
+              <wp:posOffset>635</wp:posOffset>
+            </wp:positionV>
+            <wp:extent cx="2143125" cy="1598930"/>
+            <wp:effectExtent l="0" t="0" r="9525" b="1270"/>
+            <wp:wrapThrough wrapText="bothSides">
+              <wp:wrapPolygon edited="0">
+                <wp:start x="0" y="0"/>
+                <wp:lineTo x="0" y="21360"/>
+                <wp:lineTo x="21504" y="21360"/>
+                <wp:lineTo x="21504" y="0"/>
+                <wp:lineTo x="0" y="0"/>
+              </wp:wrapPolygon>
+            </wp:wrapThrough>
+            <wp:docPr id="528013542" name="Imagen 1"/>
+            <wp:cNvGraphicFramePr>
+              <a:graphicFrameLocks xmlns:a="http://schemas.openxmlformats.org/drawingml/2006/main" noChangeAspect="1"/>
+            </wp:cNvGraphicFramePr>
+            <a:graphic xmlns:a="http://schemas.openxmlformats.org/drawingml/2006/main">
+              <a:graphicData uri="http://schemas.openxmlformats.org/drawingml/2006/picture">
+                <pic:pic xmlns:pic="http://schemas.openxmlformats.org/drawingml/2006/picture">
+                  <pic:nvPicPr>
+                    <pic:cNvPr id="528013542" name=""/>
+                    <pic:cNvPicPr/>
+                  </pic:nvPicPr>
+                  <pic:blipFill>
+                    <a:blip r:embed="rId41">
+                      <a:extLst>
+                        <a:ext uri="{28A0092B-C50C-407E-A947-70E740481C1C}">
+                          <a14:useLocalDpi xmlns:a14="http://schemas.microsoft.com/office/drawing/2010/main" val="0"/>
+                        </a:ext>
+                      </a:extLst>
+                    </a:blip>
+                    <a:stretch>
+                      <a:fillRect/>
+                    </a:stretch>
+                  </pic:blipFill>
+                  <pic:spPr>
+                    <a:xfrm>
+                      <a:off x="0" y="0"/>
+                      <a:ext cx="2143125" cy="1598930"/>
+                    </a:xfrm>
+                    <a:prstGeom prst="rect">
+                      <a:avLst/>
+                    </a:prstGeom>
+                  </pic:spPr>
+                </pic:pic>
+              </a:graphicData>
+            </a:graphic>
+            <wp14:sizeRelH relativeFrom="margin">
+              <wp14:pctWidth>0</wp14:pctWidth>
+            </wp14:sizeRelH>
+            <wp14:sizeRelV relativeFrom="margin">
+              <wp14:pctHeight>0</wp14:pctHeight>
+            </wp14:sizeRelV>
+          </wp:anchor>
+        </w:drawing>
+      </w:r>
+    </w:p>
+    <w:p>
+      <w:r>
+        <w:t>Cada dibujo</w:t>
+      </w:r>
+      <w:r>
+        <w:t xml:space="preserve"> (archivo)</w:t>
+      </w:r>
+      <w:r>
+        <w:t xml:space="preserve"> tiene sus propias capas internas</w:t>
+      </w:r>
+      <w:r>
+        <w:t xml:space="preserve"> </w:t>
+      </w:r>
+      <w:r>
+        <w:t xml:space="preserve">para añadir cuanto detalle se quiera </w:t>
+      </w:r>
+      <w:r>
+        <w:br/>
+      </w:r>
+      <w:r>
+        <w:t>en el dibujo</w:t>
+      </w:r>
+      <w:r>
+        <w:t xml:space="preserve"> </w:t>
+      </w:r>
+      <w:r>
+        <w:t>en varias capas diferentes</w:t>
+      </w:r>
+    </w:p>
+    <w:p/>
+    <w:p/>
+    <w:p/>
+    <w:p>
+      <w:r>
+        <w:rPr>
+          <w:noProof/>
+        </w:rPr>
+        <w:drawing>
+          <wp:anchor distT="0" distB="0" distL="114300" distR="114300" simplePos="0" relativeHeight="251676672" behindDoc="0" locked="0" layoutInCell="1" allowOverlap="1" wp14:anchorId="41ADBF52" wp14:editId="623A0BAB">
+            <wp:simplePos x="0" y="0"/>
+            <wp:positionH relativeFrom="margin">
+              <wp:posOffset>3387725</wp:posOffset>
+            </wp:positionH>
+            <wp:positionV relativeFrom="paragraph">
+              <wp:posOffset>288925</wp:posOffset>
+            </wp:positionV>
+            <wp:extent cx="2073910" cy="2958465"/>
+            <wp:effectExtent l="0" t="0" r="2540" b="0"/>
+            <wp:wrapThrough wrapText="bothSides">
+              <wp:wrapPolygon edited="0">
+                <wp:start x="0" y="0"/>
+                <wp:lineTo x="0" y="21419"/>
+                <wp:lineTo x="21428" y="21419"/>
+                <wp:lineTo x="21428" y="0"/>
+                <wp:lineTo x="0" y="0"/>
+              </wp:wrapPolygon>
+            </wp:wrapThrough>
+            <wp:docPr id="1408476740" name="Imagen 1"/>
+            <wp:cNvGraphicFramePr>
+              <a:graphicFrameLocks xmlns:a="http://schemas.openxmlformats.org/drawingml/2006/main" noChangeAspect="1"/>
+            </wp:cNvGraphicFramePr>
+            <a:graphic xmlns:a="http://schemas.openxmlformats.org/drawingml/2006/main">
+              <a:graphicData uri="http://schemas.openxmlformats.org/drawingml/2006/picture">
+                <pic:pic xmlns:pic="http://schemas.openxmlformats.org/drawingml/2006/picture">
+                  <pic:nvPicPr>
+                    <pic:cNvPr id="1408476740" name=""/>
+                    <pic:cNvPicPr/>
+                  </pic:nvPicPr>
+                  <pic:blipFill>
+                    <a:blip r:embed="rId42">
+                      <a:extLst>
+                        <a:ext uri="{28A0092B-C50C-407E-A947-70E740481C1C}">
+                          <a14:useLocalDpi xmlns:a14="http://schemas.microsoft.com/office/drawing/2010/main" val="0"/>
+                        </a:ext>
+                      </a:extLst>
+                    </a:blip>
+                    <a:stretch>
+                      <a:fillRect/>
+                    </a:stretch>
+                  </pic:blipFill>
+                  <pic:spPr>
+                    <a:xfrm>
+                      <a:off x="0" y="0"/>
+                      <a:ext cx="2073910" cy="2958465"/>
+                    </a:xfrm>
+                    <a:prstGeom prst="rect">
+                      <a:avLst/>
+                    </a:prstGeom>
+                  </pic:spPr>
+                </pic:pic>
+              </a:graphicData>
+            </a:graphic>
+            <wp14:sizeRelH relativeFrom="margin">
+              <wp14:pctWidth>0</wp14:pctWidth>
+            </wp14:sizeRelH>
+            <wp14:sizeRelV relativeFrom="margin">
+              <wp14:pctHeight>0</wp14:pctHeight>
+            </wp14:sizeRelV>
+          </wp:anchor>
+        </w:drawing>
+      </w:r>
+    </w:p>
+    <w:p/>
+    <w:p/>
+    <w:p>
+      <w:r>
+        <w:t>Un dibujo secundario se superpone al principal</w:t>
+      </w:r>
+      <w:r>
+        <w:br/>
+        <w:t xml:space="preserve">actuando como capa histórica. </w:t>
+      </w:r>
+    </w:p>
+    <w:p>
+      <w:r>
+        <w:br w:type="page"/>
+      </w:r>
+    </w:p>
+    <w:p>
+      <w:r>
+        <w:rPr>
+          <w:noProof/>
+        </w:rPr>
+        <w:lastRenderedPageBreak/>
+        <w:drawing>
+          <wp:inline distT="0" distB="0" distL="0" distR="0" wp14:anchorId="0D784F90" wp14:editId="7BAC7482">
+            <wp:extent cx="5612130" cy="3906520"/>
+            <wp:effectExtent l="0" t="0" r="7620" b="0"/>
+            <wp:docPr id="5824489" name="Imagen 1"/>
+            <wp:cNvGraphicFramePr>
+              <a:graphicFrameLocks xmlns:a="http://schemas.openxmlformats.org/drawingml/2006/main" noChangeAspect="1"/>
+            </wp:cNvGraphicFramePr>
+            <a:graphic xmlns:a="http://schemas.openxmlformats.org/drawingml/2006/main">
+              <a:graphicData uri="http://schemas.openxmlformats.org/drawingml/2006/picture">
+                <pic:pic xmlns:pic="http://schemas.openxmlformats.org/drawingml/2006/picture">
+                  <pic:nvPicPr>
+                    <pic:cNvPr id="5824489" name=""/>
+                    <pic:cNvPicPr/>
+                  </pic:nvPicPr>
+                  <pic:blipFill>
+                    <a:blip r:embed="rId43"/>
+                    <a:stretch>
+                      <a:fillRect/>
+                    </a:stretch>
+                  </pic:blipFill>
+                  <pic:spPr>
+                    <a:xfrm>
+                      <a:off x="0" y="0"/>
+                      <a:ext cx="5612130" cy="3906520"/>
+                    </a:xfrm>
+                    <a:prstGeom prst="rect">
+                      <a:avLst/>
+                    </a:prstGeom>
+                  </pic:spPr>
+                </pic:pic>
+              </a:graphicData>
+            </a:graphic>
+          </wp:inline>
+        </w:drawing>
+      </w:r>
+    </w:p>
+    <w:p/>
+    <w:p>
+      <w:r>
+        <w:t>No debe haber restricciones en cuanto a nada. se puede tener tantos mapas principales como secundarios se pueda, o se puede poner una capa secundaria SOBRE una capa secundaria</w:t>
+      </w:r>
+      <w:r>
+        <w:t xml:space="preserve">. Al final, la capa principal solo sirve para ser cargada al iniciar el modulo </w:t>
+      </w:r>
+    </w:p>
+    <w:p>
+      <w:r>
+        <w:t xml:space="preserve">Ubicación está fuertemente integrado al calendario. El mapa tiene su propia línea de tiempo que muestra los cambios en el mapa, eventos o movimientos de la historia. </w:t>
+      </w:r>
+    </w:p>
+    <w:p>
+      <w:r>
+        <w:t xml:space="preserve">debe poder calcular en qué tiempo y lugar está por ejemplo X personaje y mostrarlo adecuadamente. </w:t>
+      </w:r>
+    </w:p>
+    <w:p>
+      <w:r>
+        <w:t xml:space="preserve">Mapa en año 1950  </w:t>
+      </w:r>
+    </w:p>
+    <w:p>
+      <w:r>
+        <w:rPr>
+          <w:noProof/>
+        </w:rPr>
+        <w:lastRenderedPageBreak/>
+        <w:drawing>
+          <wp:inline distT="0" distB="0" distL="0" distR="0" wp14:anchorId="20B67729" wp14:editId="409FCBF7">
+            <wp:extent cx="5067300" cy="2859314"/>
+            <wp:effectExtent l="0" t="0" r="0" b="0"/>
+            <wp:docPr id="1712161040" name="Imagen 1"/>
+            <wp:cNvGraphicFramePr>
+              <a:graphicFrameLocks xmlns:a="http://schemas.openxmlformats.org/drawingml/2006/main" noChangeAspect="1"/>
+            </wp:cNvGraphicFramePr>
+            <a:graphic xmlns:a="http://schemas.openxmlformats.org/drawingml/2006/main">
+              <a:graphicData uri="http://schemas.openxmlformats.org/drawingml/2006/picture">
+                <pic:pic xmlns:pic="http://schemas.openxmlformats.org/drawingml/2006/picture">
+                  <pic:nvPicPr>
+                    <pic:cNvPr id="1712161040" name=""/>
+                    <pic:cNvPicPr/>
+                  </pic:nvPicPr>
+                  <pic:blipFill>
+                    <a:blip r:embed="rId44"/>
+                    <a:stretch>
+                      <a:fillRect/>
+                    </a:stretch>
+                  </pic:blipFill>
+                  <pic:spPr>
+                    <a:xfrm>
+                      <a:off x="0" y="0"/>
+                      <a:ext cx="5082087" cy="2867658"/>
+                    </a:xfrm>
+                    <a:prstGeom prst="rect">
+                      <a:avLst/>
+                    </a:prstGeom>
+                  </pic:spPr>
+                </pic:pic>
+              </a:graphicData>
+            </a:graphic>
+          </wp:inline>
+        </w:drawing>
+      </w:r>
+    </w:p>
+    <w:p>
+      <w:r>
+        <w:t xml:space="preserve">Mapa en 2000: </w:t>
+      </w:r>
+    </w:p>
+    <w:p>
+      <w:r>
+        <w:rPr>
+          <w:noProof/>
+        </w:rPr>
+        <w:drawing>
+          <wp:inline distT="0" distB="0" distL="0" distR="0" wp14:anchorId="1AC069D9" wp14:editId="06F8FDB7">
+            <wp:extent cx="5612130" cy="3218180"/>
+            <wp:effectExtent l="0" t="0" r="7620" b="1270"/>
+            <wp:docPr id="2120783086" name="Imagen 1"/>
+            <wp:cNvGraphicFramePr>
+              <a:graphicFrameLocks xmlns:a="http://schemas.openxmlformats.org/drawingml/2006/main" noChangeAspect="1"/>
+            </wp:cNvGraphicFramePr>
+            <a:graphic xmlns:a="http://schemas.openxmlformats.org/drawingml/2006/main">
+              <a:graphicData uri="http://schemas.openxmlformats.org/drawingml/2006/picture">
+                <pic:pic xmlns:pic="http://schemas.openxmlformats.org/drawingml/2006/picture">
+                  <pic:nvPicPr>
+                    <pic:cNvPr id="2120783086" name=""/>
+                    <pic:cNvPicPr/>
+                  </pic:nvPicPr>
+                  <pic:blipFill>
+                    <a:blip r:embed="rId45"/>
+                    <a:stretch>
+                      <a:fillRect/>
+                    </a:stretch>
+                  </pic:blipFill>
+                  <pic:spPr>
+                    <a:xfrm>
+                      <a:off x="0" y="0"/>
+                      <a:ext cx="5612130" cy="3218180"/>
+                    </a:xfrm>
+                    <a:prstGeom prst="rect">
+                      <a:avLst/>
+                    </a:prstGeom>
+                  </pic:spPr>
+                </pic:pic>
+              </a:graphicData>
+            </a:graphic>
+          </wp:inline>
+        </w:drawing>
+      </w:r>
+    </w:p>
+    <w:p>
+      <w:r>
+        <w:t xml:space="preserve">El dibujo secundario abarca un espacio pequeño (o a decisión del usuario) de su mapa principal. </w:t>
+      </w:r>
+      <w:proofErr w:type="spellStart"/>
+      <w:r>
+        <w:t>Superponiendose</w:t>
+      </w:r>
+      <w:proofErr w:type="spellEnd"/>
+      <w:r>
+        <w:t xml:space="preserve"> únicamente a la zona específica que cambia, dejando el resto del lienzo vacío. </w:t>
+      </w:r>
+      <w:r>
+        <w:br w:type="page"/>
+      </w:r>
+    </w:p>
+    <w:p/>
+    <w:p/>
+    <w:p/>
+    <w:p/>
+    <w:p>
+      <w:r>
+        <w:t>El siguiente sistema de capas es de navegación interactiva.</w:t>
+      </w:r>
+      <w:r>
+        <w:t xml:space="preserve"> </w:t>
+      </w:r>
+    </w:p>
+    <w:p>
+      <w:r>
+        <w:t xml:space="preserve">Dentro de un dibujo, debo poder seleccionar un área y crear un dibujo que se cargue al </w:t>
+      </w:r>
+      <w:proofErr w:type="spellStart"/>
+      <w:r>
+        <w:t>clickear</w:t>
+      </w:r>
+      <w:proofErr w:type="spellEnd"/>
+      <w:r>
+        <w:t xml:space="preserve"> esa área. </w:t>
+      </w:r>
+    </w:p>
+    <w:p/>
+    <w:p/>
+    <w:p>
+      <w:r>
+        <w:tab/>
+      </w:r>
+      <w:r>
+        <w:rPr>
+          <w:noProof/>
+        </w:rPr>
+        <w:drawing>
+          <wp:inline distT="0" distB="0" distL="0" distR="0" wp14:anchorId="3467DD60" wp14:editId="324D1DD8">
+            <wp:extent cx="5612130" cy="2941320"/>
+            <wp:effectExtent l="0" t="0" r="7620" b="0"/>
+            <wp:docPr id="883032620" name="Imagen 1"/>
+            <wp:cNvGraphicFramePr>
+              <a:graphicFrameLocks xmlns:a="http://schemas.openxmlformats.org/drawingml/2006/main" noChangeAspect="1"/>
+            </wp:cNvGraphicFramePr>
+            <a:graphic xmlns:a="http://schemas.openxmlformats.org/drawingml/2006/main">
+              <a:graphicData uri="http://schemas.openxmlformats.org/drawingml/2006/picture">
+                <pic:pic xmlns:pic="http://schemas.openxmlformats.org/drawingml/2006/picture">
+                  <pic:nvPicPr>
+                    <pic:cNvPr id="883032620" name=""/>
+                    <pic:cNvPicPr/>
+                  </pic:nvPicPr>
+                  <pic:blipFill>
+                    <a:blip r:embed="rId46"/>
+                    <a:stretch>
+                      <a:fillRect/>
+                    </a:stretch>
+                  </pic:blipFill>
+                  <pic:spPr>
+                    <a:xfrm>
+                      <a:off x="0" y="0"/>
+                      <a:ext cx="5612130" cy="2941320"/>
+                    </a:xfrm>
+                    <a:prstGeom prst="rect">
+                      <a:avLst/>
+                    </a:prstGeom>
+                  </pic:spPr>
+                </pic:pic>
+              </a:graphicData>
+            </a:graphic>
+          </wp:inline>
+        </w:drawing>
+      </w:r>
+      <w:r>
+        <w:t xml:space="preserve"> </w:t>
+      </w:r>
+    </w:p>
+    <w:p>
+      <w:r>
+        <w:t>Debo poder marcar el área del mapa que me cargue el siguiente dibujo</w:t>
+      </w:r>
+    </w:p>
+    <w:p>
+      <w:r>
+        <w:rPr>
+          <w:noProof/>
+        </w:rPr>
+        <w:lastRenderedPageBreak/>
+        <w:drawing>
+          <wp:inline distT="0" distB="0" distL="0" distR="0" wp14:anchorId="26A12084" wp14:editId="16F90465">
+            <wp:extent cx="5052060" cy="3978540"/>
+            <wp:effectExtent l="0" t="0" r="0" b="3175"/>
+            <wp:docPr id="1805488793" name="Imagen 1"/>
+            <wp:cNvGraphicFramePr>
+              <a:graphicFrameLocks xmlns:a="http://schemas.openxmlformats.org/drawingml/2006/main" noChangeAspect="1"/>
+            </wp:cNvGraphicFramePr>
+            <a:graphic xmlns:a="http://schemas.openxmlformats.org/drawingml/2006/main">
+              <a:graphicData uri="http://schemas.openxmlformats.org/drawingml/2006/picture">
+                <pic:pic xmlns:pic="http://schemas.openxmlformats.org/drawingml/2006/picture">
+                  <pic:nvPicPr>
+                    <pic:cNvPr id="1805488793" name=""/>
+                    <pic:cNvPicPr/>
+                  </pic:nvPicPr>
+                  <pic:blipFill>
+                    <a:blip r:embed="rId47"/>
+                    <a:stretch>
+                      <a:fillRect/>
+                    </a:stretch>
+                  </pic:blipFill>
+                  <pic:spPr>
+                    <a:xfrm>
+                      <a:off x="0" y="0"/>
+                      <a:ext cx="5054779" cy="3980681"/>
+                    </a:xfrm>
+                    <a:prstGeom prst="rect">
+                      <a:avLst/>
+                    </a:prstGeom>
+                  </pic:spPr>
+                </pic:pic>
+              </a:graphicData>
+            </a:graphic>
+          </wp:inline>
+        </w:drawing>
+      </w:r>
+      <w:r>
+        <w:br/>
+        <w:t xml:space="preserve">y debo poder hacer lo mismo dentro de este nuevo mapa, (por ejemplo, para dibujar el interior de un edificio) </w:t>
+      </w:r>
+    </w:p>
+    <w:p/>
+    <w:p>
+      <w:r>
+        <w:t xml:space="preserve">Dibujo: quiero tener, además de colores predefinidos, una opción para seleccionar colores personalizados. </w:t>
+      </w:r>
+    </w:p>
+    <w:p>
+      <w:r>
+        <w:t xml:space="preserve">Quiero tener varios pinceles y la opción para que capte la presión del lápiz si se usa una tableta grafica. </w:t>
+      </w:r>
+    </w:p>
+    <w:p/>
+    <w:p>
+      <w:r>
+        <w:t>Etiquetas y tiempo:</w:t>
+      </w:r>
+      <w:r>
+        <w:t xml:space="preserve"> (como se muestran los eventos en el mapa) </w:t>
+      </w:r>
+      <w:r>
+        <w:t xml:space="preserve"> </w:t>
+      </w:r>
+    </w:p>
+    <w:p>
+      <w:r>
+        <w:t xml:space="preserve"> </w:t>
+      </w:r>
+    </w:p>
+    <w:p/>
+    <w:p/>
+    <w:p/>
+    <w:p/>
+    <w:p/>
+    <w:p/>
+    <w:p/>
+    <w:p/>
+    <w:p/>
+    <w:p/>
+    <w:p/>
+    <w:p/>
+    <w:p/>
+    <w:p/>
+    <w:p/>
+    <w:p/>
+    <w:p/>
+    <w:p/>
+    <w:p/>
+    <w:p/>
+    <w:p/>
+    <w:p/>
+    <w:p/>
+    <w:p/>
+    <w:p/>
+    <w:p/>
+    <w:p/>
+    <w:p/>
+    <w:p/>
+    <w:p/>
+    <w:p/>
+    <w:p/>
+    <w:p/>
+    <w:p/>
+    <w:p/>
+    <w:p/>
+    <w:p/>
+    <w:p/>
+    <w:p/>
+    <w:p/>
+    <w:p/>
+    <w:p/>
+    <w:p/>
+    <w:p/>
+    <w:p/>
+    <w:p/>
+    <w:p/>
+    <w:p/>
+    <w:p/>
+    <w:p/>
+    <w:p/>
+    <w:p/>
+    <w:p/>
+    <w:p/>
+    <w:p/>
+    <w:p/>
+    <w:p/>
+    <w:p/>
+    <w:p/>
+    <w:p/>
+    <w:p/>
+    <w:p/>
+    <w:p/>
+    <w:p/>
+    <w:p/>
+    <w:p/>
+    <w:p/>
+    <w:p/>
+    <w:p/>
+    <w:p/>
+    <w:p/>
+    <w:p/>
+    <w:p/>
+    <w:p/>
+    <w:p/>
+    <w:p/>
+    <w:p/>
+    <w:p/>
+    <w:p/>
+    <w:p/>
+    <w:p/>
+    <w:p/>
+    <w:p/>
+    <w:p/>
+    <w:p/>
+    <w:p/>
+    <w:p/>
+    <w:p/>
+    <w:p/>
+    <w:p/>
+    <w:p/>
+    <w:p/>
+    <w:p/>
+    <w:p/>
+    <w:p/>
+    <w:p/>
+    <w:p/>
+    <w:p/>
+    <w:p/>
+    <w:p/>
+    <w:p/>
+    <w:p/>
+    <w:p/>
+    <w:p/>
+    <w:p/>
+    <w:p/>
+    <w:p/>
+    <w:p/>
+    <w:p/>
+    <w:p/>
+    <w:p/>
+    <w:p/>
+    <w:p/>
+    <w:p>
+      <w:r>
+        <w:t xml:space="preserve"> </w:t>
+      </w:r>
+    </w:p>
+    <w:p>
+      <w:r>
+        <w:tab/>
       </w:r>
     </w:p>
     <w:sectPr>
